--- a/docs/Waggle_PRD_v1.2_DRAFT.docx
+++ b/docs/Waggle_PRD_v1.2_DRAFT.docx
@@ -2,7 +2,7 @@
 <file path=word/document.xml><?xml version="1.0" encoding="utf-8"?>
 <w:document xmlns:w="http://schemas.openxmlformats.org/wordprocessingml/2006/main" xmlns:m="http://schemas.openxmlformats.org/officeDocument/2006/math" xmlns:r="http://schemas.openxmlformats.org/officeDocument/2006/relationships" xmlns:o="urn:schemas-microsoft-com:office:office" xmlns:v="urn:schemas-microsoft-com:vml" xmlns:w10="urn:schemas-microsoft-com:office:word" xmlns:a="http://schemas.openxmlformats.org/drawingml/2006/main" xmlns:pic="http://schemas.openxmlformats.org/drawingml/2006/picture" xmlns:wp="http://schemas.openxmlformats.org/drawingml/2006/wordprocessingDrawing">
   <w:body>
-    <w:bookmarkStart w:id="69" w:name="waggle--product-requirements-document"/>
+    <w:bookmarkStart w:id="73" w:name="waggle--product-requirements-document"/>
     <w:p>
       <w:pPr>
         <w:pStyle w:val="Heading1"/>
@@ -32,6 +32,113 @@
           <w:b/>
           <w:bCs/>
         </w:rPr>
+        <w:t xml:space="preserve">Revizija dokumenta: 1.2.1 DRAFT · 30.09.2026 · završno zatvaranje (H-01..H-12)</w:t>
+      </w:r>
+    </w:p>
+    <w:p>
+      <w:pPr>
+        <w:pStyle w:val="BodyText"/>
+      </w:pPr>
+      <w:r>
+        <w:t xml:space="preserve">Izmene 1.2.1: H-02 — identitet paketa: heševi PRD/FRD</w:t>
+      </w:r>
+      <w:r>
+        <w:t xml:space="preserve"> </w:t>
+      </w:r>
+      <w:r>
+        <w:rPr>
+          <w:rStyle w:val="VerbatimChar"/>
+        </w:rPr>
+        <w:t xml:space="preserve">.md</w:t>
+      </w:r>
+      <w:r>
+        <w:t xml:space="preserve">/</w:t>
+      </w:r>
+      <w:r>
+        <w:rPr>
+          <w:rStyle w:val="VerbatimChar"/>
+        </w:rPr>
+        <w:t xml:space="preserve">.docx</w:t>
+      </w:r>
+      <w:r>
+        <w:t xml:space="preserve"> </w:t>
+      </w:r>
+      <w:r>
+        <w:t xml:space="preserve">vode se u manifestu paketa (zaglavlje „DOCX izvoz”, prateći nacrti); H-07 — ishod strict/CONDITIONAL/NOT_RUN po FRD-05.9 (§6.2, PRD-06-05, §17 O-9); H-08 — validator invocation umesto regex-a nad tekstom komande (PRD-06-07); H-09 — necikličan release put F3a → K → F3b (§17 O-1); H-10 — PRD-10-13 kao preporučeni ciljani obim, ODB-02 čeka odluku osnivača, pravilo atribucije (§4 G3, PRD-10-13, PRD-14-06, §16 PRD-16-06); H-11 — novi PRD-13-10 (portfolio granica Waggle ↔ KVARK), pokazivač u PRD-13-03, §4 G3 red; H-03 (LOW nalazi</w:t>
+      </w:r>
+      <w:r>
+        <w:t xml:space="preserve"> </w:t>
+      </w:r>
+      <w:r>
+        <w:rPr>
+          <w:rStyle w:val="VerbatimChar"/>
+        </w:rPr>
+        <w:t xml:space="preserve">finish/checklist/f1/14</w:t>
+      </w:r>
+      <w:r>
+        <w:t xml:space="preserve"> </w:t>
+      </w:r>
+      <w:r>
+        <w:t xml:space="preserve">=</w:t>
+      </w:r>
+      <w:r>
+        <w:t xml:space="preserve"> </w:t>
+      </w:r>
+      <w:r>
+        <w:rPr>
+          <w:rStyle w:val="VerbatimChar"/>
+        </w:rPr>
+        <w:t xml:space="preserve">finish/facts/f1/05</w:t>
+      </w:r>
+      <w:r>
+        <w:t xml:space="preserve">: oznaka PREDLOG — SMER BRIEFA u PRD-02-09, PRD-03-05, PRD-09-01, PRD-15-01;</w:t>
+      </w:r>
+      <w:r>
+        <w:t xml:space="preserve"> </w:t>
+      </w:r>
+      <w:r>
+        <w:rPr>
+          <w:rStyle w:val="VerbatimChar"/>
+        </w:rPr>
+        <w:t xml:space="preserve">finish/facts/f1/06</w:t>
+      </w:r>
+      <w:r>
+        <w:t xml:space="preserve">:</w:t>
+      </w:r>
+      <w:r>
+        <w:t xml:space="preserve"> </w:t>
+      </w:r>
+      <w:r>
+        <w:rPr>
+          <w:rStyle w:val="VerbatimChar"/>
+        </w:rPr>
+        <w:t xml:space="preserve">HarnessRunState</w:t>
+      </w:r>
+      <w:r>
+        <w:t xml:space="preserve"> </w:t>
+      </w:r>
+      <w:r>
+        <w:rPr>
+          <w:rStyle w:val="VerbatimChar"/>
+        </w:rPr>
+        <w:t xml:space="preserve">:110-128</w:t>
+      </w:r>
+      <w:r>
+        <w:t xml:space="preserve"> </w:t>
+      </w:r>
+      <w:r>
+        <w:t xml:space="preserve">u §5). H-01, H-04, H-05, H-06, H-12: bez izmene ovog dokumenta. Ova revizija nije odobrenje implementacije; statusi PREDLOG/ODB/DQ/RAT se njome ne menjaju.</w:t>
+      </w:r>
+    </w:p>
+    <w:p>
+      <w:pPr>
+        <w:pStyle w:val="BodyText"/>
+      </w:pPr>
+      <w:r>
+        <w:rPr>
+          <w:b/>
+          <w:bCs/>
+        </w:rPr>
         <w:t xml:space="preserve">DOCX izvoz (brief §20.1 traži</w:t>
       </w:r>
       <w:r>
@@ -217,13 +324,28 @@
         <w:rPr>
           <w:rStyle w:val="VerbatimChar"/>
         </w:rPr>
-        <w:t xml:space="preserve">plans/WAGGLE-DELIVERY-PLAN-v1.2.md</w:t>
-      </w:r>
-      <w:r>
-        <w:t xml:space="preserve"> </w:t>
-      </w:r>
-      <w:r>
-        <w:t xml:space="preserve">§6.1 i u</w:t>
+        <w:t xml:space="preserve">plans/WAGGLE-V1.2-PACKAGE-MANIFEST.md</w:t>
+      </w:r>
+      <w:r>
+        <w:t xml:space="preserve"> </w:t>
+      </w:r>
+      <w:r>
+        <w:t xml:space="preserve">§3 (heš</w:t>
+      </w:r>
+      <w:r>
+        <w:t xml:space="preserve"> </w:t>
+      </w:r>
+      <w:r>
+        <w:rPr>
+          <w:rStyle w:val="VerbatimChar"/>
+        </w:rPr>
+        <w:t xml:space="preserve">.md</w:t>
+      </w:r>
+      <w:r>
+        <w:t xml:space="preserve"> </w:t>
+      </w:r>
+      <w:r>
+        <w:t xml:space="preserve">fajla ne može stajati u samom fajlu; Delivery §6.1 i</w:t>
       </w:r>
       <w:r>
         <w:t xml:space="preserve"> </w:t>
@@ -239,31 +361,7 @@
         <w:t xml:space="preserve"> </w:t>
       </w:r>
       <w:r>
-        <w:rPr>
-          <w:rStyle w:val="VerbatimChar"/>
-        </w:rPr>
-        <w:t xml:space="preserve">plans/WAGGLE-AUDIT-DISPOSITION-v1.2.md</w:t>
-      </w:r>
-      <w:r>
-        <w:t xml:space="preserve"> </w:t>
-      </w:r>
-      <w:r>
-        <w:t xml:space="preserve">§5 (heš</w:t>
-      </w:r>
-      <w:r>
-        <w:t xml:space="preserve"> </w:t>
-      </w:r>
-      <w:r>
-        <w:rPr>
-          <w:rStyle w:val="VerbatimChar"/>
-        </w:rPr>
-        <w:t xml:space="preserve">.md</w:t>
-      </w:r>
-      <w:r>
-        <w:t xml:space="preserve"> </w:t>
-      </w:r>
-      <w:r>
-        <w:t xml:space="preserve">fajla ne može stajati u samom fajlu). Svaka kasnija izmena ovog</w:t>
+        <w:t xml:space="preserve">upućuju na manifest). Svaka kasnija izmena ovog</w:t>
       </w:r>
       <w:r>
         <w:t xml:space="preserve"> </w:t>
@@ -2733,7 +2831,7 @@
               <w:pStyle w:val="Compact"/>
             </w:pPr>
             <w:r>
-              <w:t xml:space="preserve">ODLUKA (D-17) + DIR-24</w:t>
+              <w:t xml:space="preserve">ODLUKA (D-17) + PREDLOG — SMER BRIEFA (DIR-24)</w:t>
             </w:r>
           </w:p>
         </w:tc>
@@ -3413,7 +3511,7 @@
           <w:b/>
           <w:bCs/>
         </w:rPr>
-        <w:t xml:space="preserve">PRD-03-05 · ODLUKA (D-09) + C16 PRECIZIRATI · POTVRĐENO NA REVIZIJI (F-UXM-10; ispravlja F-CAP-03 formulaciju: PersonaSwitcher (opciono, Ctrl+Shift+P) izlaže 8 univerzalnih modova i specijaliste po template-u, uz fallback na</w:t>
+        <w:t xml:space="preserve">PRD-03-05 · ODLUKA (D-09) + PREDLOG — SMER BRIEFA (§17 C16 „PRECIZIRATI“) · POTVRĐENO NA REVIZIJI (F-UXM-10; ispravlja F-CAP-03 formulaciju: PersonaSwitcher (opciono, Ctrl+Shift+P) izlaže 8 univerzalnih modova i specijaliste po template-u, uz fallback na</w:t>
       </w:r>
       <w:r>
         <w:rPr>
@@ -5490,7 +5588,7 @@
               <w:pStyle w:val="Compact"/>
             </w:pPr>
             <w:r>
-              <w:t xml:space="preserve">Podržani korisnički tokovi; onboarding sa hardware ladder-om (PRD-11-06, PRD-11-09, PRD-11-10; pull resume PRD-11-07 i readiness PRD-11-08 su G2); jedan mail/calendar scenario + Attention/WorkItem (PRD-12-01..05); rutine vidljive i upravljive iz Home-a (sledeći termin, blokada, pause/disable) nad occurrence/misfire ugovorom zatvorenim u G2 (PRD-07-11, PRD-07-17..19); proverena ograničena learning/evolution putanja (PRD-10-11, PRD-10-12; PRD-10-13 uslovno; bounded recipe registry samo ako je W3e-PR9 odobren — Delivery plan §6.1 ODB-02; inače otpada tvrdnja o evoluciji odobrenih varijanti postupka, PRD-10-13); KVARK connect granica (PRD-13-01..03); tier migracija i licence (PRD-13-05..08); IM companion minimum (PRD-03-09); SBOM/notices (PRD-15-05); kvalifikovan Windows kandidat sa svežim receipts (PRD-13-09);</w:t>
+              <w:t xml:space="preserve">Podržani korisnički tokovi; onboarding sa hardware ladder-om (PRD-11-06, PRD-11-09, PRD-11-10; pull resume PRD-11-07 i readiness PRD-11-08 su G2); jedan mail/calendar scenario + Attention/WorkItem (PRD-12-01..05); rutine vidljive i upravljive iz Home-a (sledeći termin, blokada, pause/disable) nad occurrence/misfire ugovorom zatvorenim u G2 (PRD-07-11, PRD-07-17..19); proverena ograničena learning/evolution putanja (PRD-10-11, PRD-10-12; PRD-10-13 = preporučeni ciljani obim, PREDLOG; bounded recipe registry samo ako je W3e-PR9 odobren — Delivery plan §6.1 ODB-02, ČEKA ODLUKU OSNIVAČA; inače otpada tvrdnja o evoluciji odobrenih varijanti postupka, PRD-10-13); KVARK connect granica (PRD-13-01..03, PRD-13-10); tier migracija i licence (PRD-13-05..08); IM companion minimum (PRD-03-09); SBOM/notices (PRD-15-05); kvalifikovan Windows kandidat sa svežim receipts (PRD-13-09);</w:t>
             </w:r>
             <w:r>
               <w:t xml:space="preserve"> </w:t>
@@ -5544,7 +5642,7 @@
               <w:pStyle w:val="Compact"/>
             </w:pPr>
             <w:r>
-              <w:t xml:space="preserve">Marketing šireg obima, kanala, privatnosti ili kvaliteta nego što isporučeni paket i rezultati podržavaju. „Nema mrežnog saobraćaja“ za BYOK profil.</w:t>
+              <w:t xml:space="preserve">Marketing šireg obima, kanala, privatnosti ili kvaliteta nego što isporučeni paket i rezultati podržavaju. „Nema mrežnog saobraćaja“ za BYOK profil. Doprinos recipe sloja (PRD-10-13) iz rezultata konfiguracije bez tog sloja (Benchmark BP-MSG-01).</w:t>
             </w:r>
           </w:p>
         </w:tc>
@@ -6404,7 +6502,7 @@
         <w:rPr>
           <w:rStyle w:val="VerbatimChar"/>
         </w:rPr>
-        <w:t xml:space="preserve">:118-128</w:t>
+        <w:t xml:space="preserve">:110-128</w:t>
       </w:r>
       <w:r>
         <w:t xml:space="preserve">) je serijalizabilan oblik.</w:t>
@@ -7300,17 +7398,179 @@
         <w:t xml:space="preserve">FAIL</w:t>
       </w:r>
       <w:r>
-        <w:t xml:space="preserve">: recipe definiše da li traži dopunu, korisnički pregled ili dozvoljava rezultat sa iskazanim ograničenjem. U strict modu obavezni gate koji nije prošao</w:t>
-      </w:r>
-      <w:r>
-        <w:t xml:space="preserve"> </w:t>
-      </w:r>
-      <w:r>
-        <w:rPr>
-          <w:b/>
-          <w:bCs/>
-        </w:rPr>
-        <w:t xml:space="preserve">blokira</w:t>
+        <w:t xml:space="preserve">.</w:t>
+      </w:r>
+      <w:r>
+        <w:t xml:space="preserve"> </w:t>
+      </w:r>
+      <w:r>
+        <w:rPr>
+          <w:b/>
+          <w:bCs/>
+        </w:rPr>
+        <w:t xml:space="preserve">Dopuna PRD-06-03 · PREDLOG (H-07, 30.09.2026).</w:t>
+      </w:r>
+      <w:r>
+        <w:t xml:space="preserve"> </w:t>
+      </w:r>
+      <w:r>
+        <w:t xml:space="preserve">Ishod svakog</w:t>
+      </w:r>
+      <w:r>
+        <w:t xml:space="preserve"> </w:t>
+      </w:r>
+      <w:r>
+        <w:rPr>
+          <w:rStyle w:val="VerbatimChar"/>
+        </w:rPr>
+        <w:t xml:space="preserve">work</w:t>
+      </w:r>
+      <w:r>
+        <w:t xml:space="preserve"> </w:t>
+      </w:r>
+      <w:r>
+        <w:t xml:space="preserve">run-a određuje jedna tabela: režim × obavezni/opcioni gate × verdikt (FRD-05.9). Ovde je njen sažetak; gde se razlikuju, važi FRD-05.9. (1) U</w:t>
+      </w:r>
+      <w:r>
+        <w:t xml:space="preserve"> </w:t>
+      </w:r>
+      <w:r>
+        <w:rPr>
+          <w:rStyle w:val="VerbatimChar"/>
+        </w:rPr>
+        <w:t xml:space="preserve">strict</w:t>
+      </w:r>
+      <w:r>
+        <w:t xml:space="preserve"> </w:t>
+      </w:r>
+      <w:r>
+        <w:t xml:space="preserve">i</w:t>
+      </w:r>
+      <w:r>
+        <w:t xml:space="preserve"> </w:t>
+      </w:r>
+      <w:r>
+        <w:rPr>
+          <w:rStyle w:val="VerbatimChar"/>
+        </w:rPr>
+        <w:t xml:space="preserve">benchmark</w:t>
+      </w:r>
+      <w:r>
+        <w:t xml:space="preserve"> </w:t>
+      </w:r>
+      <w:r>
+        <w:t xml:space="preserve">svaki obavezni gate mora imati</w:t>
+      </w:r>
+      <w:r>
+        <w:t xml:space="preserve"> </w:t>
+      </w:r>
+      <w:r>
+        <w:rPr>
+          <w:rStyle w:val="VerbatimChar"/>
+        </w:rPr>
+        <w:t xml:space="preserve">PASS</w:t>
+      </w:r>
+      <w:r>
+        <w:t xml:space="preserve">.</w:t>
+      </w:r>
+      <w:r>
+        <w:t xml:space="preserve"> </w:t>
+      </w:r>
+      <w:r>
+        <w:rPr>
+          <w:rStyle w:val="VerbatimChar"/>
+        </w:rPr>
+        <w:t xml:space="preserve">FAIL</w:t>
+      </w:r>
+      <w:r>
+        <w:t xml:space="preserve">,</w:t>
+      </w:r>
+      <w:r>
+        <w:t xml:space="preserve"> </w:t>
+      </w:r>
+      <w:r>
+        <w:rPr>
+          <w:rStyle w:val="VerbatimChar"/>
+        </w:rPr>
+        <w:t xml:space="preserve">NOT_RUN</w:t>
+      </w:r>
+      <w:r>
+        <w:t xml:space="preserve"> </w:t>
+      </w:r>
+      <w:r>
+        <w:t xml:space="preserve">i</w:t>
+      </w:r>
+      <w:r>
+        <w:t xml:space="preserve"> </w:t>
+      </w:r>
+      <w:r>
+        <w:rPr>
+          <w:rStyle w:val="VerbatimChar"/>
+        </w:rPr>
+        <w:t xml:space="preserve">CONDITIONAL</w:t>
+      </w:r>
+      <w:r>
+        <w:t xml:space="preserve"> </w:t>
+      </w:r>
+      <w:r>
+        <w:t xml:space="preserve">koji ne ispunjava obavezni kriterijum daju nepotpun rezultat u postojećim stanjima (</w:t>
+      </w:r>
+      <w:r>
+        <w:rPr>
+          <w:rStyle w:val="VerbatimChar"/>
+        </w:rPr>
+        <w:t xml:space="preserve">BLOCKED_APPROVAL</w:t>
+      </w:r>
+      <w:r>
+        <w:t xml:space="preserve">,</w:t>
+      </w:r>
+      <w:r>
+        <w:t xml:space="preserve"> </w:t>
+      </w:r>
+      <w:r>
+        <w:rPr>
+          <w:rStyle w:val="VerbatimChar"/>
+        </w:rPr>
+        <w:t xml:space="preserve">BLOCKED_CAPABILITY</w:t>
+      </w:r>
+      <w:r>
+        <w:t xml:space="preserve">,</w:t>
+      </w:r>
+      <w:r>
+        <w:t xml:space="preserve"> </w:t>
+      </w:r>
+      <w:r>
+        <w:rPr>
+          <w:rStyle w:val="VerbatimChar"/>
+        </w:rPr>
+        <w:t xml:space="preserve">FAILED_RETRYABLE</w:t>
+      </w:r>
+      <w:r>
+        <w:t xml:space="preserve">,</w:t>
+      </w:r>
+      <w:r>
+        <w:t xml:space="preserve"> </w:t>
+      </w:r>
+      <w:r>
+        <w:rPr>
+          <w:rStyle w:val="VerbatimChar"/>
+        </w:rPr>
+        <w:t xml:space="preserve">FAILED_FINAL</w:t>
+      </w:r>
+      <w:r>
+        <w:t xml:space="preserve">,</w:t>
+      </w:r>
+      <w:r>
+        <w:t xml:space="preserve"> </w:t>
+      </w:r>
+      <w:r>
+        <w:rPr>
+          <w:rStyle w:val="VerbatimChar"/>
+        </w:rPr>
+        <w:t xml:space="preserve">CANCELLED</w:t>
+      </w:r>
+      <w:r>
+        <w:t xml:space="preserve">). Takav rezultat nikad nije</w:t>
       </w:r>
       <w:r>
         <w:t xml:space="preserve"> </w:t>
@@ -7322,7 +7582,220 @@
         <w:t xml:space="preserve">COMPLETED</w:t>
       </w:r>
       <w:r>
-        <w:t xml:space="preserve">; delimičan artefakt ostaje dostupan bez oznake „potpuno potvrđeno“.</w:t>
+        <w:t xml:space="preserve">, bez obzira na recipe politiku, korisnički pregled ili opt-out. (2) U</w:t>
+      </w:r>
+      <w:r>
+        <w:t xml:space="preserve"> </w:t>
+      </w:r>
+      <w:r>
+        <w:rPr>
+          <w:rStyle w:val="VerbatimChar"/>
+        </w:rPr>
+        <w:t xml:space="preserve">normal</w:t>
+      </w:r>
+      <w:r>
+        <w:t xml:space="preserve"> </w:t>
+      </w:r>
+      <w:r>
+        <w:t xml:space="preserve">obavezni</w:t>
+      </w:r>
+      <w:r>
+        <w:t xml:space="preserve"> </w:t>
+      </w:r>
+      <w:r>
+        <w:rPr>
+          <w:rStyle w:val="VerbatimChar"/>
+        </w:rPr>
+        <w:t xml:space="preserve">CONDITIONAL</w:t>
+      </w:r>
+      <w:r>
+        <w:t xml:space="preserve"> </w:t>
+      </w:r>
+      <w:r>
+        <w:t xml:space="preserve">koji ne ispunjava obavezni kriterijum daje</w:t>
+      </w:r>
+      <w:r>
+        <w:t xml:space="preserve"> </w:t>
+      </w:r>
+      <w:r>
+        <w:rPr>
+          <w:rStyle w:val="VerbatimChar"/>
+        </w:rPr>
+        <w:t xml:space="preserve">COMPLETED</w:t>
+      </w:r>
+      <w:r>
+        <w:t xml:space="preserve"> </w:t>
+      </w:r>
+      <w:r>
+        <w:t xml:space="preserve">sa vidljivim upozorenjima („Završeno uz ograničenja”) samo uz politiku</w:t>
+      </w:r>
+      <w:r>
+        <w:t xml:space="preserve"> </w:t>
+      </w:r>
+      <w:r>
+        <w:rPr>
+          <w:rStyle w:val="VerbatimChar"/>
+        </w:rPr>
+        <w:t xml:space="preserve">complete_with_limitation</w:t>
+      </w:r>
+      <w:r>
+        <w:t xml:space="preserve"> </w:t>
+      </w:r>
+      <w:r>
+        <w:t xml:space="preserve">ili izričito korisničko prihvatanje posle</w:t>
+      </w:r>
+      <w:r>
+        <w:t xml:space="preserve"> </w:t>
+      </w:r>
+      <w:r>
+        <w:rPr>
+          <w:rStyle w:val="VerbatimChar"/>
+        </w:rPr>
+        <w:t xml:space="preserve">require_user_review</w:t>
+      </w:r>
+      <w:r>
+        <w:t xml:space="preserve">; default</w:t>
+      </w:r>
+      <w:r>
+        <w:t xml:space="preserve"> </w:t>
+      </w:r>
+      <w:r>
+        <w:rPr>
+          <w:rStyle w:val="VerbatimChar"/>
+        </w:rPr>
+        <w:t xml:space="preserve">require_supplement</w:t>
+      </w:r>
+      <w:r>
+        <w:t xml:space="preserve"> </w:t>
+      </w:r>
+      <w:r>
+        <w:t xml:space="preserve">(dopuna u retry-ju, zatim</w:t>
+      </w:r>
+      <w:r>
+        <w:t xml:space="preserve"> </w:t>
+      </w:r>
+      <w:r>
+        <w:rPr>
+          <w:rStyle w:val="VerbatimChar"/>
+        </w:rPr>
+        <w:t xml:space="preserve">BLOCKED_APPROVAL</w:t>
+      </w:r>
+      <w:r>
+        <w:t xml:space="preserve">) i neprihvaćen pregled ostaju NEPOTPUNO (FRD-05.9 N3). Eksplicitan verify opt-out daje</w:t>
+      </w:r>
+      <w:r>
+        <w:t xml:space="preserve"> </w:t>
+      </w:r>
+      <w:r>
+        <w:rPr>
+          <w:rStyle w:val="VerbatimChar"/>
+        </w:rPr>
+        <w:t xml:space="preserve">COMPLETED</w:t>
+      </w:r>
+      <w:r>
+        <w:t xml:space="preserve"> </w:t>
+      </w:r>
+      <w:r>
+        <w:t xml:space="preserve">sa upozorenjem „Completed (verify skipped)”, ako svi obavezni gates imaju</w:t>
+      </w:r>
+      <w:r>
+        <w:t xml:space="preserve"> </w:t>
+      </w:r>
+      <w:r>
+        <w:rPr>
+          <w:rStyle w:val="VerbatimChar"/>
+        </w:rPr>
+        <w:t xml:space="preserve">PASS</w:t>
+      </w:r>
+      <w:r>
+        <w:t xml:space="preserve"> </w:t>
+      </w:r>
+      <w:r>
+        <w:t xml:space="preserve">(FRD-05.9 N8). Nijedan od ovih ishoda nije „potpuno potvrđeno“.</w:t>
+      </w:r>
+      <w:r>
+        <w:t xml:space="preserve"> </w:t>
+      </w:r>
+      <w:r>
+        <w:rPr>
+          <w:rStyle w:val="VerbatimChar"/>
+        </w:rPr>
+        <w:t xml:space="preserve">FAIL</w:t>
+      </w:r>
+      <w:r>
+        <w:t xml:space="preserve"> </w:t>
+      </w:r>
+      <w:r>
+        <w:t xml:space="preserve">i</w:t>
+      </w:r>
+      <w:r>
+        <w:t xml:space="preserve"> </w:t>
+      </w:r>
+      <w:r>
+        <w:rPr>
+          <w:rStyle w:val="VerbatimChar"/>
+        </w:rPr>
+        <w:t xml:space="preserve">NOT_RUN</w:t>
+      </w:r>
+      <w:r>
+        <w:t xml:space="preserve"> </w:t>
+      </w:r>
+      <w:r>
+        <w:t xml:space="preserve">obaveznog gate-a ni u</w:t>
+      </w:r>
+      <w:r>
+        <w:t xml:space="preserve"> </w:t>
+      </w:r>
+      <w:r>
+        <w:rPr>
+          <w:rStyle w:val="VerbatimChar"/>
+        </w:rPr>
+        <w:t xml:space="preserve">normal</w:t>
+      </w:r>
+      <w:r>
+        <w:t xml:space="preserve"> </w:t>
+      </w:r>
+      <w:r>
+        <w:t xml:space="preserve">ne daju</w:t>
+      </w:r>
+      <w:r>
+        <w:t xml:space="preserve"> </w:t>
+      </w:r>
+      <w:r>
+        <w:rPr>
+          <w:rStyle w:val="VerbatimChar"/>
+        </w:rPr>
+        <w:t xml:space="preserve">COMPLETED</w:t>
+      </w:r>
+      <w:r>
+        <w:t xml:space="preserve">. (3) Opciona sadržinska ograničenja ostaju u upozorenjima u svakom režimu. (4)</w:t>
+      </w:r>
+      <w:r>
+        <w:t xml:space="preserve"> </w:t>
+      </w:r>
+      <w:r>
+        <w:rPr>
+          <w:rStyle w:val="VerbatimChar"/>
+        </w:rPr>
+        <w:t xml:space="preserve">conversation</w:t>
+      </w:r>
+      <w:r>
+        <w:t xml:space="preserve"> </w:t>
+      </w:r>
+      <w:r>
+        <w:t xml:space="preserve">nema režim, gates ni</w:t>
+      </w:r>
+      <w:r>
+        <w:t xml:space="preserve"> </w:t>
+      </w:r>
+      <w:r>
+        <w:rPr>
+          <w:rStyle w:val="VerbatimChar"/>
+        </w:rPr>
+        <w:t xml:space="preserve">ProofReceipt</w:t>
+      </w:r>
+      <w:r>
+        <w:t xml:space="preserve">. Delimičan artefakt ostaje dostupan sa oznakom „nepotvrđen nacrt“, bez oznake „potpuno potvrđeno“.</w:t>
       </w:r>
     </w:p>
     <w:p>
@@ -7658,7 +8131,58 @@
         <w:t xml:space="preserve"> </w:t>
       </w:r>
       <w:r>
-        <w:t xml:space="preserve">01a–d. Zahtev: u work/strict verify se nikad tiho ne preskače; opt-out eksplicitan i zabeležen;</w:t>
+        <w:t xml:space="preserve">01a–d. Zahtev: u</w:t>
+      </w:r>
+      <w:r>
+        <w:t xml:space="preserve"> </w:t>
+      </w:r>
+      <w:r>
+        <w:rPr>
+          <w:rStyle w:val="VerbatimChar"/>
+        </w:rPr>
+        <w:t xml:space="preserve">work</w:t>
+      </w:r>
+      <w:r>
+        <w:t xml:space="preserve"> </w:t>
+      </w:r>
+      <w:r>
+        <w:t xml:space="preserve">verify se nikad tiho ne preskače; eksplicitan, zabeležen opt-out postoji samo u</w:t>
+      </w:r>
+      <w:r>
+        <w:t xml:space="preserve"> </w:t>
+      </w:r>
+      <w:r>
+        <w:rPr>
+          <w:rStyle w:val="VerbatimChar"/>
+        </w:rPr>
+        <w:t xml:space="preserve">work · normal</w:t>
+      </w:r>
+      <w:r>
+        <w:t xml:space="preserve">, a u</w:t>
+      </w:r>
+      <w:r>
+        <w:t xml:space="preserve"> </w:t>
+      </w:r>
+      <w:r>
+        <w:rPr>
+          <w:rStyle w:val="VerbatimChar"/>
+        </w:rPr>
+        <w:t xml:space="preserve">strict</w:t>
+      </w:r>
+      <w:r>
+        <w:t xml:space="preserve">/</w:t>
+      </w:r>
+      <w:r>
+        <w:rPr>
+          <w:rStyle w:val="VerbatimChar"/>
+        </w:rPr>
+        <w:t xml:space="preserve">benchmark</w:t>
+      </w:r>
+      <w:r>
+        <w:t xml:space="preserve"> </w:t>
+      </w:r>
+      <w:r>
+        <w:t xml:space="preserve">ne postoji (FRD-05.9 R5);</w:t>
       </w:r>
       <w:r>
         <w:t xml:space="preserve"> </w:t>
@@ -8113,22 +8637,55 @@
         <w:t xml:space="preserve">Exit code: N</w:t>
       </w:r>
       <w:r>
-        <w:t xml:space="preserve">, foreground ne. Zahtev (AT-02): gate čita server-observed journal (ime, komanda, exit code); nenulti exit ≠ success;</w:t>
-      </w:r>
-      <w:r>
-        <w:t xml:space="preserve"> </w:t>
-      </w:r>
-      <w:r>
-        <w:rPr>
-          <w:rStyle w:val="VerbatimChar"/>
-        </w:rPr>
-        <w:t xml:space="preserve">echo</w:t>
-      </w:r>
-      <w:r>
-        <w:t xml:space="preserve"> </w:t>
-      </w:r>
-      <w:r>
-        <w:t xml:space="preserve">nije test.</w:t>
+        <w:t xml:space="preserve">, foreground ne. Zahtev (AT-02): status validacije nastaje samo iz server-posmatranog poziva odobrenog validatora: izvršilac, argv, cwd, exit iz metapodataka procesa i parsiran rezultat gde je deklarisan (FRD-05.2 „Validator invocation”, VI-1..VI-9). Nenulti exit ≠ success.</w:t>
+      </w:r>
+      <w:r>
+        <w:t xml:space="preserve"> </w:t>
+      </w:r>
+      <w:r>
+        <w:rPr>
+          <w:rStyle w:val="VerbatimChar"/>
+        </w:rPr>
+        <w:t xml:space="preserve">echo "npm test"</w:t>
+      </w:r>
+      <w:r>
+        <w:t xml:space="preserve">,</w:t>
+      </w:r>
+      <w:r>
+        <w:t xml:space="preserve"> </w:t>
+      </w:r>
+      <w:r>
+        <w:rPr>
+          <w:rStyle w:val="VerbatimChar"/>
+        </w:rPr>
+        <w:t xml:space="preserve">echo "pytest"</w:t>
+      </w:r>
+      <w:r>
+        <w:t xml:space="preserve"> </w:t>
+      </w:r>
+      <w:r>
+        <w:t xml:space="preserve">i shell komanda koja pregazi exit neuspelog testa (</w:t>
+      </w:r>
+      <w:r>
+        <w:rPr>
+          <w:rStyle w:val="VerbatimChar"/>
+        </w:rPr>
+        <w:t xml:space="preserve">npm test || true</w:t>
+      </w:r>
+      <w:r>
+        <w:t xml:space="preserve">,</w:t>
+      </w:r>
+      <w:r>
+        <w:t xml:space="preserve"> </w:t>
+      </w:r>
+      <w:r>
+        <w:rPr>
+          <w:rStyle w:val="VerbatimChar"/>
+        </w:rPr>
+        <w:t xml:space="preserve">npm test; exit 0</w:t>
+      </w:r>
+      <w:r>
+        <w:t xml:space="preserve">) nisu test. Regex nad tekstom komande nije dokaz, a ne uvodi se ni univerzalni shell interpreter — PREDLOG (H-08, 30.09.2026).</w:t>
       </w:r>
     </w:p>
     <w:p>
@@ -15068,7 +15625,7 @@
           <w:b/>
           <w:bCs/>
         </w:rPr>
-        <w:t xml:space="preserve">PRD-09-01 · ODLUKA (D-12) + DIR-09 · POTVRĐENO NA REVIZIJI (F-HM-09).</w:t>
+        <w:t xml:space="preserve">PRD-09-01 · ODLUKA (D-12) + PREDLOG — SMER BRIEFA (DIR-09) · POTVRĐENO NA REVIZIJI (F-HM-09).</w:t>
       </w:r>
       <w:r>
         <w:t xml:space="preserve"> </w:t>
@@ -19946,7 +20503,7 @@
           <w:b/>
           <w:bCs/>
         </w:rPr>
-        <w:t xml:space="preserve">PRD-10-13 · PREDLOG (posebno procenjen obim; NIJE u S1 W3e; ugovor FRD-02.11</w:t>
+        <w:t xml:space="preserve">PRD-10-13 · PREDLOG — preporučeni ciljani obim prvog javnog izdanja (posebno procenjen; NIJE u S1 W3e; ugovor FRD-02.11</w:t>
       </w:r>
       <w:r>
         <w:rPr>
@@ -19968,7 +20525,7 @@
           <w:b/>
           <w:bCs/>
         </w:rPr>
-        <w:t xml:space="preserve">, FRD-08.5).</w:t>
+        <w:t xml:space="preserve">, FRD-08.5); odobrenje obima ODB-02: ČEKA ODLUKU OSNIVAČA.</w:t>
       </w:r>
       <w:r>
         <w:t xml:space="preserve"> </w:t>
@@ -20089,6 +20646,38 @@
       </w:r>
       <w:r>
         <w:t xml:space="preserve">, ranije „DQ-09-S”, brief §10.3): otpada korisnički ishod „Waggle poredi i eksplicitno promoviše odobrene varijante research/document postupka“ i G3 tvrdnja „evoluira odobrene varijante research/document postupka“; ostaje samo „evolved prompt/persona/spec/skill“; Delivery plan G3 (e) za recipe i AT-29 recipe deo tada ne važe (AT-29 ostaje G2 dokaz za prompt/persona/spec promociju).</w:t>
+      </w:r>
+      <w:r>
+        <w:t xml:space="preserve"> </w:t>
+      </w:r>
+      <w:r>
+        <w:rPr>
+          <w:b/>
+          <w:bCs/>
+        </w:rPr>
+        <w:t xml:space="preserve">Opcije i preporuka (revizija 1.2.1, H-10):</w:t>
+      </w:r>
+      <w:r>
+        <w:t xml:space="preserve"> </w:t>
+      </w:r>
+      <w:r>
+        <w:t xml:space="preserve">opcije A (W3e-PR9 u G3), B (varijanta „W3e-PR9 u G2”) i C (ODB-02 = ne) su autoritativno opisane u Delivery plan §6.1 („ODB-02 — opcije”), sa rasporedom, benchmark kandidatom i dozvoljenom tvrdnjom. Preporuka je A (PREDLOG).</w:t>
+      </w:r>
+      <w:r>
+        <w:t xml:space="preserve"> </w:t>
+      </w:r>
+      <w:r>
+        <w:rPr>
+          <w:b/>
+          <w:bCs/>
+        </w:rPr>
+        <w:t xml:space="preserve">Dozvoljena tvrdnja</w:t>
+      </w:r>
+      <w:r>
+        <w:t xml:space="preserve"> </w:t>
+      </w:r>
+      <w:r>
+        <w:t xml:space="preserve">sledi Benchmark protokol BP-MSG-01: rezultat konfiguracije bez ovog sloja nije dokaz njegovog doprinosa. Merljiv doprinos se tvrdi samo iz razlike W+evolved − W-full na istom zamrznutom kandidatu; bez tog merenja važi samo funkcionalna tvrdnja „Waggle poredi i eksplicitno promoviše odobrene varijante research/document postupka”.</w:t>
       </w:r>
     </w:p>
     <w:p>
@@ -23258,7 +23847,7 @@
       </w:r>
     </w:p>
     <w:bookmarkEnd w:id="59"/>
-    <w:bookmarkStart w:id="63" w:name="Xc79766171c51311ba4d53df70b63a4435c6903c"/>
+    <w:bookmarkStart w:id="67" w:name="Xc79766171c51311ba4d53df70b63a4435c6903c"/>
     <w:p>
       <w:pPr>
         <w:pStyle w:val="Heading2"/>
@@ -23267,7 +23856,7 @@
         <w:t xml:space="preserve">13. KVARK, licence i poslovna granica</w:t>
       </w:r>
     </w:p>
-    <w:bookmarkStart w:id="60" w:name="X703fa4202264dab807af46d74014212f27d7f84"/>
+    <w:bookmarkStart w:id="64" w:name="X703fa4202264dab807af46d74014212f27d7f84"/>
     <w:p>
       <w:pPr>
         <w:pStyle w:val="Heading3"/>
@@ -23705,11 +24294,559 @@
         <w:t xml:space="preserve"> </w:t>
       </w:r>
       <w:r>
-        <w:t xml:space="preserve">KVARK-native organizacione funkcije se ne pišu ponovo u besplatnom Waggle-u. Plan navodi contract/interface promene, odgovornog vlasnika KVARK zavisnosti i unavailable UX. Ne obećavati timsku funkcionalnost zbog prikaza Team taba.</w:t>
+        <w:t xml:space="preserve">KVARK-native organizacione funkcije se ne pišu ponovo u besplatnom Waggle-u. Plan navodi contract/interface promene, odgovornog vlasnika KVARK zavisnosti i unavailable UX. Ne obećavati timsku funkcionalnost zbog prikaza Team taba. Dopuna (revizija 1.2.1, H-11): portfolio granica, vlasnik KVARK API-ja, ugovor sa KVARK API-jem i povezani razvojni tokovi su u PRD-13-10, odmah ispod.</w:t>
       </w:r>
     </w:p>
-    <w:bookmarkEnd w:id="60"/>
-    <w:bookmarkStart w:id="61" w:name="Xec6a2d00422ea904f9380593d05e91ecf503da5"/>
+    <w:p>
+      <w:pPr>
+        <w:pStyle w:val="BodyText"/>
+      </w:pPr>
+      <w:r>
+        <w:rPr>
+          <w:b/>
+          <w:bCs/>
+        </w:rPr>
+        <w:t xml:space="preserve">PRD-13-10 · Portfolio granica Waggle ↔ KVARK i povezani razvojni tokovi (dopuna PRD-13-03; revizija 1.2.1, H-11).</w:t>
+      </w:r>
+      <w:r>
+        <w:t xml:space="preserve"> </w:t>
+      </w:r>
+      <w:r>
+        <w:t xml:space="preserve">Status je naveden po tački. Dopuna ne otvara D-01..D-18, ne uvodi novu DQ stavku i ne odobrava implementaciju.</w:t>
+      </w:r>
+    </w:p>
+    <w:p>
+      <w:pPr>
+        <w:pStyle w:val="BodyText"/>
+      </w:pPr>
+      <w:r>
+        <w:rPr>
+          <w:b/>
+          <w:bCs/>
+        </w:rPr>
+        <w:t xml:space="preserve">t.1 — KVARK radi bez Waggle-a</w:t>
+      </w:r>
+      <w:r>
+        <w:t xml:space="preserve"> </w:t>
+      </w:r>
+      <w:r>
+        <w:t xml:space="preserve">· ODLUKA (D-02, D-03), precizirana uputstvom osnivača od 30.09.2026 za završno zatvaranje (nije nova D-stavka). KVARK ima JA, MI i KOMPANIJA u sopstvenom interfejsu i radi bez obavezne Waggle instalacije. JA i MI u KVARK-u mogu imati izabrane poslovne AI saradnike; to je KVARK funkcija.</w:t>
+      </w:r>
+    </w:p>
+    <w:p>
+      <w:pPr>
+        <w:pStyle w:val="BodyText"/>
+      </w:pPr>
+      <w:r>
+        <w:rPr>
+          <w:b/>
+          <w:bCs/>
+        </w:rPr>
+        <w:t xml:space="preserve">t.2 — Waggle je opcioni individualni alat</w:t>
+      </w:r>
+      <w:r>
+        <w:t xml:space="preserve"> </w:t>
+      </w:r>
+      <w:r>
+        <w:t xml:space="preserve">· ODLUKA (D-01, D-02, D-04). Waggle radi bez KVARK-a. „Connect to KVARK” (PRD-13-01) je opcioni most za pojedinca kome to dozvoljava njegov KVARK; nije uslov ni za Waggle ni za KVARK.</w:t>
+      </w:r>
+    </w:p>
+    <w:p>
+      <w:pPr>
+        <w:pStyle w:val="BodyText"/>
+      </w:pPr>
+      <w:r>
+        <w:rPr>
+          <w:b/>
+          <w:bCs/>
+        </w:rPr>
+        <w:t xml:space="preserve">t.3 — Šta Waggle ne gradi</w:t>
+      </w:r>
+      <w:r>
+        <w:t xml:space="preserve"> </w:t>
+      </w:r>
+      <w:r>
+        <w:t xml:space="preserve">· ODLUKA (D-02), precizirana istim uputstvom osnivača. U Waggle-u se ne uvode: Waggle Team, organizacioni ili timski roster, izbor poslovnih AI saradnika za JA/MI, prikazi JA/MI/KOMPANIJA, timski kanali KVARK-a, funkcije KVARK Workspace-a ni njegova ponovna gradnja, niti serverski profiling ili capacity engine. Postojeći team kod ide samo putem ADR-08 O5 i ADR-09 (legacy compat / isolate+freeze), bez novih funkcija. Zahtev ili tiket koji traži nešto od ovoga prijavljuje se osnivaču kao konflikt sa D-02 (</w:t>
+      </w:r>
+      <w:hyperlink r:id="rId60">
+        <w:r>
+          <w:rPr>
+            <w:rStyle w:val="Hyperlink"/>
+          </w:rPr>
+          <w:t xml:space="preserve">05 §5.3</w:t>
+        </w:r>
+      </w:hyperlink>
+      <w:r>
+        <w:t xml:space="preserve">).</w:t>
+      </w:r>
+    </w:p>
+    <w:p>
+      <w:pPr>
+        <w:pStyle w:val="BodyText"/>
+      </w:pPr>
+      <w:r>
+        <w:rPr>
+          <w:b/>
+          <w:bCs/>
+        </w:rPr>
+        <w:t xml:space="preserve">t.4 — Ugovor sa KVARK API-jem</w:t>
+      </w:r>
+      <w:r>
+        <w:t xml:space="preserve"> </w:t>
+      </w:r>
+      <w:r>
+        <w:t xml:space="preserve">· PREDLOG; vlasnik KVARK API-ja: NEPOPUNJENO. Waggle je samo klijent:</w:t>
+      </w:r>
+      <w:r>
+        <w:t xml:space="preserve"> </w:t>
+      </w:r>
+      <w:r>
+        <w:rPr>
+          <w:rStyle w:val="VerbatimChar"/>
+        </w:rPr>
+        <w:t xml:space="preserve">KvarkConnection</w:t>
+      </w:r>
+      <w:r>
+        <w:t xml:space="preserve"> </w:t>
+      </w:r>
+      <w:r>
+        <w:t xml:space="preserve">(FRD-11.4) nad postojećim</w:t>
+      </w:r>
+      <w:r>
+        <w:t xml:space="preserve"> </w:t>
+      </w:r>
+      <w:r>
+        <w:rPr>
+          <w:rStyle w:val="VerbatimChar"/>
+        </w:rPr>
+        <w:t xml:space="preserve">KvarkClient</w:t>
+      </w:r>
+      <w:r>
+        <w:t xml:space="preserve"> </w:t>
+      </w:r>
+      <w:r>
+        <w:t xml:space="preserve">(POTVRĐENO NA REVIZIJI: šest endpointa po</w:t>
+      </w:r>
+      <w:r>
+        <w:t xml:space="preserve"> </w:t>
+      </w:r>
+      <w:hyperlink r:id="rId61">
+        <w:r>
+          <w:rPr>
+            <w:rStyle w:val="VerbatimChar"/>
+          </w:rPr>
+          <w:t xml:space="preserve">kvark-http-api-requirements.md</w:t>
+        </w:r>
+      </w:hyperlink>
+      <w:r>
+        <w:t xml:space="preserve"> </w:t>
+      </w:r>
+      <w:r>
+        <w:t xml:space="preserve">od 20.03.2026, čija je tier formulacija prevaziđena odlukom D-02;</w:t>
+      </w:r>
+      <w:r>
+        <w:t xml:space="preserve"> </w:t>
+      </w:r>
+      <w:r>
+        <w:rPr>
+          <w:rStyle w:val="VerbatimChar"/>
+        </w:rPr>
+        <w:t xml:space="preserve">createKvarkTools</w:t>
+      </w:r>
+      <w:r>
+        <w:t xml:space="preserve"> </w:t>
+      </w:r>
+      <w:r>
+        <w:t xml:space="preserve">0 produkcionih pozivalaca, PRD-13-02). Pre merge-a WB-PR3 zapisuje se: (a) vlasnik KVARK API-ja (ime i uloga u KVARK timu; kontakt imenuje osnivač); (b) prenosiva referenca ugovora (repo i tag/commit ili verzija specifikacije); (c) identitet i dozvole; (d) scope zahteva (JA/MI/KOMPANIJA); (e) oblik rezultata; (f) opoziv; (g) ponašanje kad KVARK nije dostupan. Za (c)–(g) važi FRD-11.4, tabela „Ugovor sa KVARK API-jem”, uključujući ponašanje Waggle-a dok vlasnik ne potvrdi. Kapija:</w:t>
+      </w:r>
+      <w:r>
+        <w:t xml:space="preserve"> </w:t>
+      </w:r>
+      <w:r>
+        <w:rPr>
+          <w:rStyle w:val="VerbatimChar"/>
+        </w:rPr>
+        <w:t xml:space="preserve">KVARK-IF</w:t>
+      </w:r>
+      <w:r>
+        <w:t xml:space="preserve"> </w:t>
+      </w:r>
+      <w:r>
+        <w:t xml:space="preserve">(</w:t>
+      </w:r>
+      <w:hyperlink r:id="rId62">
+        <w:r>
+          <w:rPr>
+            <w:rStyle w:val="Hyperlink"/>
+          </w:rPr>
+          <w:t xml:space="preserve">backlog-gates.csv</w:t>
+        </w:r>
+      </w:hyperlink>
+      <w:r>
+        <w:t xml:space="preserve">;</w:t>
+      </w:r>
+      <w:r>
+        <w:t xml:space="preserve"> </w:t>
+      </w:r>
+      <w:hyperlink r:id="rId60">
+        <w:r>
+          <w:rPr>
+            <w:rStyle w:val="Hyperlink"/>
+          </w:rPr>
+          <w:t xml:space="preserve">05 N-29</w:t>
+        </w:r>
+      </w:hyperlink>
+      <w:r>
+        <w:t xml:space="preserve">). Bez zatvorene kapije G3 ne tvrdi da KVARK connect radi sa stvarnim KVARK-om.</w:t>
+      </w:r>
+    </w:p>
+    <w:p>
+      <w:pPr>
+        <w:pStyle w:val="BodyText"/>
+      </w:pPr>
+      <w:r>
+        <w:rPr>
+          <w:b/>
+          <w:bCs/>
+        </w:rPr>
+        <w:t xml:space="preserve">t.5 — Povezani razvojni tokovi (vlasnici van Waggle tima)</w:t>
+      </w:r>
+      <w:r>
+        <w:t xml:space="preserve"> </w:t>
+      </w:r>
+      <w:r>
+        <w:t xml:space="preserve">· POTVRĐENO (read-only, 30.09.2026) da tokovi postoje; prenosive reference: NEPOZNATO dok vlasnici ne potvrde.</w:t>
+      </w:r>
+    </w:p>
+    <w:tbl>
+      <w:tblPr>
+        <w:tblStyle w:val="Table"/>
+        <w:tblW w:type="auto" w:w="0"/>
+        <w:tblLook w:firstRow="1" w:lastRow="0" w:firstColumn="0" w:lastColumn="0" w:noHBand="0" w:noVBand="0" w:val="0020"/>
+      </w:tblPr>
+      <w:tblGrid>
+        <w:gridCol w:w="1980"/>
+        <w:gridCol w:w="1980"/>
+        <w:gridCol w:w="1980"/>
+        <w:gridCol w:w="1980"/>
+      </w:tblGrid>
+      <w:tr>
+        <w:trPr>
+          <w:tblHeader w:val="on"/>
+        </w:trPr>
+        <w:tc>
+          <w:tcPr/>
+          <w:p>
+            <w:pPr>
+              <w:pStyle w:val="Compact"/>
+            </w:pPr>
+            <w:r>
+              <w:t xml:space="preserve">Tok</w:t>
+            </w:r>
+          </w:p>
+        </w:tc>
+        <w:tc>
+          <w:tcPr/>
+          <w:p>
+            <w:pPr>
+              <w:pStyle w:val="Compact"/>
+            </w:pPr>
+            <w:r>
+              <w:t xml:space="preserve">Šta je za Waggle</w:t>
+            </w:r>
+          </w:p>
+        </w:tc>
+        <w:tc>
+          <w:tcPr/>
+          <w:p>
+            <w:pPr>
+              <w:pStyle w:val="Compact"/>
+            </w:pPr>
+            <w:r>
+              <w:t xml:space="preserve">Prenosiva referenca</w:t>
+            </w:r>
+          </w:p>
+        </w:tc>
+        <w:tc>
+          <w:tcPr/>
+          <w:p>
+            <w:pPr>
+              <w:pStyle w:val="Compact"/>
+            </w:pPr>
+            <w:r>
+              <w:t xml:space="preserve">Vlasnik</w:t>
+            </w:r>
+          </w:p>
+        </w:tc>
+      </w:tr>
+      <w:tr>
+        <w:tc>
+          <w:tcPr/>
+          <w:p>
+            <w:pPr>
+              <w:pStyle w:val="Compact"/>
+            </w:pPr>
+            <w:r>
+              <w:t xml:space="preserve">KVARK (JA/MI/KOMPANIJA, KVARK Workspace, KVARK API)</w:t>
+            </w:r>
+          </w:p>
+        </w:tc>
+        <w:tc>
+          <w:tcPr/>
+          <w:p>
+            <w:pPr>
+              <w:pStyle w:val="Compact"/>
+            </w:pPr>
+            <w:r>
+              <w:t xml:space="preserve">druga strana</w:t>
+            </w:r>
+            <w:r>
+              <w:t xml:space="preserve"> </w:t>
+            </w:r>
+            <w:r>
+              <w:rPr>
+                <w:rStyle w:val="VerbatimChar"/>
+              </w:rPr>
+              <w:t xml:space="preserve">KvarkClient</w:t>
+            </w:r>
+            <w:r>
+              <w:t xml:space="preserve"> </w:t>
+            </w:r>
+            <w:r>
+              <w:t xml:space="preserve">ugovora; ne gradi se u Waggle-u</w:t>
+            </w:r>
+          </w:p>
+        </w:tc>
+        <w:tc>
+          <w:tcPr/>
+          <w:p>
+            <w:pPr>
+              <w:pStyle w:val="Compact"/>
+            </w:pPr>
+            <w:r>
+              <w:t xml:space="preserve">poznat remote KVARK toka:</w:t>
+            </w:r>
+            <w:r>
+              <w:t xml:space="preserve"> </w:t>
+            </w:r>
+            <w:r>
+              <w:rPr>
+                <w:rStyle w:val="VerbatimChar"/>
+              </w:rPr>
+              <w:t xml:space="preserve">github.com/UkisAI-Egzakta/KVARK</w:t>
+            </w:r>
+            <w:r>
+              <w:t xml:space="preserve">; pristup tima, grana/tag i da li taj repo nosi API ugovor: NEPOZNATO</w:t>
+            </w:r>
+          </w:p>
+        </w:tc>
+        <w:tc>
+          <w:tcPr/>
+          <w:p>
+            <w:pPr>
+              <w:pStyle w:val="Compact"/>
+            </w:pPr>
+            <w:r>
+              <w:t xml:space="preserve">KVARK tim: NEPOPUNJENO</w:t>
+            </w:r>
+          </w:p>
+        </w:tc>
+      </w:tr>
+      <w:tr>
+        <w:tc>
+          <w:tcPr/>
+          <w:p>
+            <w:pPr>
+              <w:pStyle w:val="Compact"/>
+            </w:pPr>
+            <w:r>
+              <w:t xml:space="preserve">Kvark Jour Fix (KVARK planski dokumenti)</w:t>
+            </w:r>
+          </w:p>
+        </w:tc>
+        <w:tc>
+          <w:tcPr/>
+          <w:p>
+            <w:pPr>
+              <w:pStyle w:val="Compact"/>
+            </w:pPr>
+            <w:r>
+              <w:t xml:space="preserve">ulaz za razumevanje KVARK granice; nije Waggle zahtev</w:t>
+            </w:r>
+          </w:p>
+        </w:tc>
+        <w:tc>
+          <w:tcPr/>
+          <w:p>
+            <w:pPr>
+              <w:pStyle w:val="Compact"/>
+            </w:pPr>
+            <w:r>
+              <w:t xml:space="preserve">remote nije potvrđen: NEPOZNATO</w:t>
+            </w:r>
+          </w:p>
+        </w:tc>
+        <w:tc>
+          <w:tcPr/>
+          <w:p>
+            <w:pPr>
+              <w:pStyle w:val="Compact"/>
+            </w:pPr>
+            <w:r>
+              <w:t xml:space="preserve">NEPOPUNJENO</w:t>
+            </w:r>
+          </w:p>
+        </w:tc>
+      </w:tr>
+      <w:tr>
+        <w:tc>
+          <w:tcPr/>
+          <w:p>
+            <w:pPr>
+              <w:pStyle w:val="Compact"/>
+            </w:pPr>
+            <w:r>
+              <w:t xml:space="preserve">LM TEK inference recipes</w:t>
+            </w:r>
+          </w:p>
+        </w:tc>
+        <w:tc>
+          <w:tcPr/>
+          <w:p>
+            <w:pPr>
+              <w:pStyle w:val="Compact"/>
+            </w:pPr>
+            <w:r>
+              <w:t xml:space="preserve">zaseban program merenja i serverskih model/runtime profila (npr. Qwen3.8-27B FP8 na H200); nije Waggle projekat ni Waggle tiket</w:t>
+            </w:r>
+          </w:p>
+        </w:tc>
+        <w:tc>
+          <w:tcPr/>
+          <w:p>
+            <w:pPr>
+              <w:pStyle w:val="Compact"/>
+            </w:pPr>
+            <w:r>
+              <w:t xml:space="preserve">remote nije potvrđen: NEPOZNATO</w:t>
+            </w:r>
+          </w:p>
+        </w:tc>
+        <w:tc>
+          <w:tcPr/>
+          <w:p>
+            <w:pPr>
+              <w:pStyle w:val="Compact"/>
+            </w:pPr>
+            <w:r>
+              <w:t xml:space="preserve">NEPOPUNJENO</w:t>
+            </w:r>
+          </w:p>
+        </w:tc>
+      </w:tr>
+    </w:tbl>
+    <w:p>
+      <w:pPr>
+        <w:pStyle w:val="BodyText"/>
+      </w:pPr>
+      <w:r>
+        <w:t xml:space="preserve">Pravilo: nijedan Waggle tiket, test, skripta, CI korak ni manifest ne zavisi od lokalne putanje ovih tokova na bilo čijem računaru. Referenca ulazi u Waggle dokument tek kad vlasnik potvrdi repo i tag/commit (ili verziju) i tada se upisuje u</w:t>
+      </w:r>
+      <w:r>
+        <w:t xml:space="preserve"> </w:t>
+      </w:r>
+      <w:hyperlink r:id="rId60">
+        <w:r>
+          <w:rPr>
+            <w:rStyle w:val="Hyperlink"/>
+          </w:rPr>
+          <w:t xml:space="preserve">05 N-30</w:t>
+        </w:r>
+      </w:hyperlink>
+      <w:r>
+        <w:t xml:space="preserve">. Do tada se piše NEPOZNATO.</w:t>
+      </w:r>
+    </w:p>
+    <w:p>
+      <w:pPr>
+        <w:pStyle w:val="BodyText"/>
+      </w:pPr>
+      <w:r>
+        <w:rPr>
+          <w:b/>
+          <w:bCs/>
+        </w:rPr>
+        <w:t xml:space="preserve">t.6 — Model i runtime granica</w:t>
+      </w:r>
+      <w:r>
+        <w:t xml:space="preserve"> </w:t>
+      </w:r>
+      <w:r>
+        <w:t xml:space="preserve">· PREDLOG (sprovodi D-04 i D-15; usklađeno sa preporukom DQ-05 i uputstvom osnivača od 30.09.2026). Waggle tim zadržava kvalifikaciju desktop profila iz DQ-05 (preporuka:</w:t>
+      </w:r>
+      <w:r>
+        <w:t xml:space="preserve"> </w:t>
+      </w:r>
+      <w:r>
+        <w:rPr>
+          <w:rStyle w:val="VerbatimChar"/>
+        </w:rPr>
+        <w:t xml:space="preserve">qwen3.8:27b</w:t>
+      </w:r>
+      <w:r>
+        <w:t xml:space="preserve"> </w:t>
+      </w:r>
+      <w:r>
+        <w:t xml:space="preserve">Q4_K_M kroz managed ili postojeći Ollama na Windows uređajima; W6-PR6, W6-PR7; AT-20; managed model deo AT-30). H200 FP8 kapacitetna merenja (vLLM/SGLang) LM TEK programa</w:t>
+      </w:r>
+      <w:r>
+        <w:t xml:space="preserve"> </w:t>
+      </w:r>
+      <w:r>
+        <w:rPr>
+          <w:b/>
+          <w:bCs/>
+        </w:rPr>
+        <w:t xml:space="preserve">ne zamenjuju</w:t>
+      </w:r>
+      <w:r>
+        <w:t xml:space="preserve"> </w:t>
+      </w:r>
+      <w:r>
+        <w:t xml:space="preserve">tu kvalifikaciju i nisu dokaz za hardware ladder, readiness, installer receipt ni B2/B3 manifest. Udaljeni lokalni ili on-prem endpoint (server u LAN-u ili perimetru firme, uključujući H200) je zaseban profil: sopstveni red modela i runtime-a i eksplicitna mrežna granica po FRD-10.4; ne računa se kao „model radi na ovom računaru”. Organizacioni posao kroz KVARK ide kroz P-KVARK (ADR-10), ne kroz ovaj profil.</w:t>
+      </w:r>
+    </w:p>
+    <w:p>
+      <w:pPr>
+        <w:pStyle w:val="BodyText"/>
+      </w:pPr>
+      <w:r>
+        <w:rPr>
+          <w:b/>
+          <w:bCs/>
+        </w:rPr>
+        <w:t xml:space="preserve">Zatvaranje (H-11).</w:t>
+      </w:r>
+      <w:r>
+        <w:t xml:space="preserve"> </w:t>
+      </w:r>
+      <w:r>
+        <w:t xml:space="preserve">WB integracija i B2 model profil imaju uloge i ugovore: Boundary owner (WB-PR1..PR6), Model/Runtime owner (profil; W6-PR6/PR7) i Benchmark owner (B2-PR3); imena su NEPOPUNJENO (</w:t>
+      </w:r>
+      <w:hyperlink r:id="rId63">
+        <w:r>
+          <w:rPr>
+            <w:rStyle w:val="Hyperlink"/>
+          </w:rPr>
+          <w:t xml:space="preserve">02 §1</w:t>
+        </w:r>
+      </w:hyperlink>
+      <w:r>
+        <w:t xml:space="preserve">), a vlasnik KVARK API-ja je NEPOPUNJENO (t.4). Nijedna tačka ne pomera niti smanjuje osnovni Waggle obim G1–G3.</w:t>
+      </w:r>
+    </w:p>
+    <w:bookmarkEnd w:id="64"/>
+    <w:bookmarkStart w:id="65" w:name="Xec6a2d00422ea904f9380593d05e91ecf503da5"/>
     <w:p>
       <w:pPr>
         <w:pStyle w:val="Heading3"/>
@@ -25066,8 +26203,8 @@
         <w:t xml:space="preserve">team backend da bi se promenio slogan; ADR (8) tiers/KVARK boundary i ADR (9) secondary worker parity odlučuju sudbinu (KVARK adapter / izolacija / uklanjanje uz test); local core ima jedinstvene ugovore; bez novog Solo dupliranja.</w:t>
       </w:r>
     </w:p>
-    <w:bookmarkEnd w:id="61"/>
-    <w:bookmarkStart w:id="62" w:name="X692e6768080032d6c53041c56d73e926ea63bfe"/>
+    <w:bookmarkEnd w:id="65"/>
+    <w:bookmarkStart w:id="66" w:name="X692e6768080032d6c53041c56d73e926ea63bfe"/>
     <w:p>
       <w:pPr>
         <w:pStyle w:val="Heading3"/>
@@ -25830,9 +26967,9 @@
         </w:pict>
       </w:r>
     </w:p>
-    <w:bookmarkEnd w:id="62"/>
-    <w:bookmarkEnd w:id="63"/>
-    <w:bookmarkStart w:id="64" w:name="X2bf9e94335223c30e539c1a25eabdccc8e4a871"/>
+    <w:bookmarkEnd w:id="66"/>
+    <w:bookmarkEnd w:id="67"/>
+    <w:bookmarkStart w:id="68" w:name="X2bf9e94335223c30e539c1a25eabdccc8e4a871"/>
     <w:p>
       <w:pPr>
         <w:pStyle w:val="Heading2"/>
@@ -27044,7 +28181,7 @@
         <w:t xml:space="preserve"> </w:t>
       </w:r>
       <w:r>
-        <w:t xml:space="preserve">opšteg „pobedio frontier“ iz jedne podkategorije ili različitih protokola. Paired analiza za uparene taskove; McNemar samo za binarni ishod; intervali efekta za score; ponovljena poređenja, seeds, evaluator varijabilnost i broj posmatranih kandidata u analizi.</w:t>
+        <w:t xml:space="preserve">opšteg „pobedio frontier“ iz jedne podkategorije ili različitih protokola. Paired analiza za uparene taskove; McNemar samo za binarni ishod; intervali efekta za score; ponovljena poređenja, seeds, evaluator varijabilnost i broj posmatranih kandidata u analizi. Doprinos pojedinačnog sloja tvrdi se samo iz poređenja u kome se jedino taj sloj razlikuje, na istom zamrznutom kandidatu; za sloj ograničene recipe evolucije pravilo je Benchmark BP-MSG-01.</w:t>
       </w:r>
     </w:p>
     <w:p>
@@ -27419,8 +28556,8 @@
         </w:pict>
       </w:r>
     </w:p>
-    <w:bookmarkEnd w:id="64"/>
-    <w:bookmarkStart w:id="65" w:name="Xaab437aa8e3ec1fc1c517ff3d503e5465eefcfb"/>
+    <w:bookmarkEnd w:id="68"/>
+    <w:bookmarkStart w:id="69" w:name="Xaab437aa8e3ec1fc1c517ff3d503e5465eefcfb"/>
     <w:p>
       <w:pPr>
         <w:pStyle w:val="Heading2"/>
@@ -27438,7 +28575,7 @@
           <w:b/>
           <w:bCs/>
         </w:rPr>
-        <w:t xml:space="preserve">PRD-15-01 · ODLUKA (D-17) + DIR-24 — Preserve → Borrow → Adapt → Build.</w:t>
+        <w:t xml:space="preserve">PRD-15-01 · ODLUKA (D-17) + PREDLOG — SMER BRIEFA (DIR-24) — Preserve → Borrow → Adapt → Build.</w:t>
       </w:r>
       <w:r>
         <w:t xml:space="preserve"> </w:t>
@@ -28607,8 +29744,8 @@
         </w:pict>
       </w:r>
     </w:p>
-    <w:bookmarkEnd w:id="65"/>
-    <w:bookmarkStart w:id="66" w:name="X590cff8722f9b3d36d85be4ff67ab66dfae8a07"/>
+    <w:bookmarkEnd w:id="69"/>
+    <w:bookmarkStart w:id="70" w:name="X590cff8722f9b3d36d85be4ff67ab66dfae8a07"/>
     <w:p>
       <w:pPr>
         <w:pStyle w:val="Heading2"/>
@@ -28983,7 +30120,7 @@
               <w:pStyle w:val="Compact"/>
             </w:pPr>
             <w:r>
-              <w:t xml:space="preserve">Ograničeni registry varijanti ostaje (PRD-10-13); otpada tvrdnja „evoluira ceo način rada“; ako ni ograničeni registry nije odobren (ODB-02), otpada i tvrdnja „evoluira odobrene varijante research/document postupka“ (PRD-10-13)</w:t>
+              <w:t xml:space="preserve">Ograničeni registry varijanti ostaje (PRD-10-13); otpada tvrdnja „evoluira ceo način rada“; ako ni ograničeni registry nije odobren (ODB-02), otpada i tvrdnja „evoluira odobrene varijante research/document postupka“ (PRD-10-13); preporuka: ograničeni registry ostaje ciljani obim (PREDLOG; ODB-02 ČEKA ODLUKU OSNIVAČA, Delivery plan §6.1)</w:t>
             </w:r>
           </w:p>
         </w:tc>
@@ -29686,8 +30823,8 @@
         </w:pict>
       </w:r>
     </w:p>
-    <w:bookmarkEnd w:id="66"/>
-    <w:bookmarkStart w:id="67" w:name="X373383d0822b1f5c9f317836fa85b3189330539"/>
+    <w:bookmarkEnd w:id="70"/>
+    <w:bookmarkStart w:id="71" w:name="X373383d0822b1f5c9f317836fa85b3189330539"/>
     <w:p>
       <w:pPr>
         <w:pStyle w:val="Heading2"/>
@@ -29935,22 +31072,7 @@
               <w:t xml:space="preserve"> </w:t>
             </w:r>
             <w:r>
-              <w:t xml:space="preserve">PR-om kad se izabere broj; posle F3 receipts founder-gated merge</w:t>
-            </w:r>
-            <w:r>
-              <w:t xml:space="preserve"> </w:t>
-            </w:r>
-            <w:r>
-              <w:rPr>
-                <w:rStyle w:val="VerbatimChar"/>
-              </w:rPr>
-              <w:t xml:space="preserve">integration/waggle-next</w:t>
-            </w:r>
-            <w:r>
-              <w:t xml:space="preserve"> </w:t>
-            </w:r>
-            <w:r>
-              <w:t xml:space="preserve">→</w:t>
+              <w:t xml:space="preserve">PR-om kad se izabere broj; posle F3a receipts kontrolisani korak K: founder-odobren fast-forward</w:t>
             </w:r>
             <w:r>
               <w:t xml:space="preserve"> </w:t>
@@ -29965,17 +31087,22 @@
               <w:t xml:space="preserve"> </w:t>
             </w:r>
             <w:r>
+              <w:t xml:space="preserve">→</w:t>
+            </w:r>
+            <w:r>
+              <w:t xml:space="preserve"> </w:t>
+            </w:r>
+            <w:r>
               <w:rPr>
-                <w:b/>
-                <w:bCs/>
+                <w:rStyle w:val="VerbatimChar"/>
               </w:rPr>
-              <w:t xml:space="preserve">pre</w:t>
+              <w:t xml:space="preserve">S</w:t>
             </w:r>
             <w:r>
               <w:t xml:space="preserve"> </w:t>
             </w:r>
             <w:r>
-              <w:t xml:space="preserve">taga (</w:t>
+              <w:t xml:space="preserve">i tag → hosted potpis bez publikacije, pa F3b nad potpisanim artefaktom i tek onda GO (</w:t>
             </w:r>
             <w:r>
               <w:rPr>
@@ -29987,7 +31114,22 @@
               <w:t xml:space="preserve"> </w:t>
             </w:r>
             <w:r>
-              <w:t xml:space="preserve">traži da tag commit bude predak</w:t>
+              <w:t xml:space="preserve">potpisuje samo u run-u</w:t>
+            </w:r>
+            <w:r>
+              <w:t xml:space="preserve"> </w:t>
+            </w:r>
+            <w:r>
+              <w:rPr>
+                <w:rStyle w:val="VerbatimChar"/>
+              </w:rPr>
+              <w:t xml:space="preserve">v*</w:t>
+            </w:r>
+            <w:r>
+              <w:t xml:space="preserve"> </w:t>
+            </w:r>
+            <w:r>
+              <w:t xml:space="preserve">taga čiji je commit predak</w:t>
             </w:r>
             <w:r>
               <w:t xml:space="preserve"> </w:t>
@@ -29999,7 +31141,7 @@
               <w:t xml:space="preserve">origin/main</w:t>
             </w:r>
             <w:r>
-              <w:t xml:space="preserve">)</w:t>
+              <w:t xml:space="preserve">; Delivery §5.1)</w:t>
             </w:r>
           </w:p>
         </w:tc>
@@ -30729,13 +31871,55 @@
               <w:rPr>
                 <w:rStyle w:val="VerbatimChar"/>
               </w:rPr>
+              <w:t xml:space="preserve">conversation</w:t>
+            </w:r>
+            <w:r>
+              <w:t xml:space="preserve"> </w:t>
+            </w:r>
+            <w:r>
+              <w:t xml:space="preserve">bez režima i gates,</w:t>
+            </w:r>
+            <w:r>
+              <w:t xml:space="preserve"> </w:t>
+            </w:r>
+            <w:r>
+              <w:rPr>
+                <w:rStyle w:val="VerbatimChar"/>
+              </w:rPr>
               <w:t xml:space="preserve">normal</w:t>
             </w:r>
             <w:r>
               <w:t xml:space="preserve"> </w:t>
             </w:r>
             <w:r>
-              <w:t xml:space="preserve">default za conversation</w:t>
+              <w:t xml:space="preserve">default za detektovan</w:t>
+            </w:r>
+            <w:r>
+              <w:t xml:space="preserve"> </w:t>
+            </w:r>
+            <w:r>
+              <w:rPr>
+                <w:rStyle w:val="VerbatimChar"/>
+              </w:rPr>
+              <w:t xml:space="preserve">work</w:t>
+            </w:r>
+            <w:r>
+              <w:t xml:space="preserve">; CONDITIONAL politika po recipe-u bira se samo za</w:t>
+            </w:r>
+            <w:r>
+              <w:t xml:space="preserve"> </w:t>
+            </w:r>
+            <w:r>
+              <w:rPr>
+                <w:rStyle w:val="VerbatimChar"/>
+              </w:rPr>
+              <w:t xml:space="preserve">work · normal</w:t>
+            </w:r>
+            <w:r>
+              <w:t xml:space="preserve"> </w:t>
+            </w:r>
+            <w:r>
+              <w:t xml:space="preserve">(strict/benchmark ishodi su fiksirani FRD-05.9)</w:t>
             </w:r>
           </w:p>
         </w:tc>
@@ -31105,8 +32289,8 @@
         </w:pict>
       </w:r>
     </w:p>
-    <w:bookmarkEnd w:id="67"/>
-    <w:bookmarkStart w:id="68" w:name="izvori"/>
+    <w:bookmarkEnd w:id="71"/>
+    <w:bookmarkStart w:id="72" w:name="izvori"/>
     <w:p>
       <w:pPr>
         <w:pStyle w:val="Heading2"/>
@@ -31629,7 +32813,22 @@
         <w:t xml:space="preserve"> </w:t>
       </w:r>
       <w:r>
-        <w:t xml:space="preserve">28.09.2026, posle dodavanja PRD-02-12 → FRD-12.11: 166/166 PRD, 114/114 FRD (raniji navod „110/110, 112 definisanih” bio je netačan, v. FRD §16.1 Napomena kritike); §16.2 zadržava mapu na PRD v1.1 radi nasleđa; §16.1 ostaje PREDLOG do finalnog reconcile-a),</w:t>
+        <w:t xml:space="preserve">28.09.2026, posle dodavanja PRD-02-12 → FRD-12.11: 166/166 PRD, 114/114 FRD (raniji navod „110/110, 112 definisanih” bio je netačan, v. FRD §16.1 Napomena kritike); brojevi su stanje od 28.09.2026 — revizija 1.2.1 dodaje PRD-13-10 (H-11) i nove FRD ugovore, pa se aktuelni zbir ne prepisuje ovde nego čita iz ponovljenog</w:t>
+      </w:r>
+      <w:r>
+        <w:t xml:space="preserve"> </w:t>
+      </w:r>
+      <w:r>
+        <w:rPr>
+          <w:rStyle w:val="VerbatimChar"/>
+        </w:rPr>
+        <w:t xml:space="preserve">check_trace.mjs</w:t>
+      </w:r>
+      <w:r>
+        <w:t xml:space="preserve"> </w:t>
+      </w:r>
+      <w:r>
+        <w:t xml:space="preserve">izlaza; §16.2 zadržava mapu na PRD v1.1 radi nasleđa; §16.1 ostaje PREDLOG do finalnog reconcile-a),</w:t>
       </w:r>
       <w:r>
         <w:t xml:space="preserve"> </w:t>
@@ -31817,7 +33016,22 @@
         <w:t xml:space="preserve"> </w:t>
       </w:r>
       <w:r>
-        <w:t xml:space="preserve">izvor (zaglavlje; OD-9). Ovaj PRD ne tvrdi da su ti nacrti međusobno usaglašeni preko onoga što je eksplicitno navedeno.</w:t>
+        <w:t xml:space="preserve">izvor; aktuelni heševi su u manifestu paketa</w:t>
+      </w:r>
+      <w:r>
+        <w:t xml:space="preserve"> </w:t>
+      </w:r>
+      <w:r>
+        <w:rPr>
+          <w:rStyle w:val="VerbatimChar"/>
+        </w:rPr>
+        <w:t xml:space="preserve">plans/WAGGLE-V1.2-PACKAGE-MANIFEST.md</w:t>
+      </w:r>
+      <w:r>
+        <w:t xml:space="preserve"> </w:t>
+      </w:r>
+      <w:r>
+        <w:t xml:space="preserve">§3 (zaglavlje; OD-9 upućuje na manifest). Ovaj PRD ne tvrdi da su ti nacrti međusobno usaglašeni preko onoga što je eksplicitno navedeno.</w:t>
       </w:r>
     </w:p>
     <w:p>
@@ -31868,8 +33082,8 @@
         <w:t xml:space="preserve">nije menjan.</w:t>
       </w:r>
     </w:p>
-    <w:bookmarkEnd w:id="68"/>
-    <w:bookmarkEnd w:id="69"/>
+    <w:bookmarkEnd w:id="72"/>
+    <w:bookmarkEnd w:id="73"/>
     <w:sectPr>
       <w:footnotePr>
         <w:numRestart w:val="eachSect"/>
